--- a/word/RINGMeeting_paper_template.docx
+++ b/word/RINGMeeting_paper_template.docx
@@ -1,6 +1,6 @@
 
 <file path=word/document.xml><?xml version="1.0" encoding="utf-8"?>
-<w:document xmlns:wpc="http://schemas.microsoft.com/office/word/2010/wordprocessingCanvas" xmlns:cx="http://schemas.microsoft.com/office/drawing/2014/chartex" xmlns:cx1="http://schemas.microsoft.com/office/drawing/2015/9/8/chartex" xmlns:cx2="http://schemas.microsoft.com/office/drawing/2015/10/21/chartex" xmlns:cx3="http://schemas.microsoft.com/office/drawing/2016/5/9/chartex" xmlns:cx4="http://schemas.microsoft.com/office/drawing/2016/5/10/chartex" xmlns:cx5="http://schemas.microsoft.com/office/drawing/2016/5/11/chartex" xmlns:cx6="http://schemas.microsoft.com/office/drawing/2016/5/12/chartex" xmlns:cx7="http://schemas.microsoft.com/office/drawing/2016/5/13/chartex" xmlns:cx8="http://schemas.microsoft.com/office/drawing/2016/5/14/chartex" xmlns:mc="http://schemas.openxmlformats.org/markup-compatibility/2006" xmlns:aink="http://schemas.microsoft.com/office/drawing/2016/ink" xmlns:am3d="http://schemas.microsoft.com/office/drawing/2017/model3d" xmlns:o="urn:schemas-microsoft-com:office:office" xmlns:oel="http://schemas.microsoft.com/office/2019/extlst" xmlns:r="http://schemas.openxmlformats.org/officeDocument/2006/relationships" xmlns:m="http://schemas.openxmlformats.org/officeDocument/2006/math" xmlns:v="urn:schemas-microsoft-com:vml" xmlns:wp14="http://schemas.microsoft.com/office/word/2010/wordprocessingDrawing" xmlns:wp="http://schemas.openxmlformats.org/drawingml/2006/wordprocessingDrawing" xmlns:w10="urn:schemas-microsoft-com:office:word" xmlns:w="http://schemas.openxmlformats.org/wordprocessingml/2006/main" xmlns:w14="http://schemas.microsoft.com/office/word/2010/wordml" xmlns:w15="http://schemas.microsoft.com/office/word/2012/wordml" xmlns:w16cex="http://schemas.microsoft.com/office/word/2018/wordml/cex" xmlns:w16cid="http://schemas.microsoft.com/office/word/2016/wordml/cid" xmlns:w16="http://schemas.microsoft.com/office/word/2018/wordml" xmlns:w16du="http://schemas.microsoft.com/office/word/2023/wordml/word16du" xmlns:w16sdtdh="http://schemas.microsoft.com/office/word/2020/wordml/sdtdatahash" xmlns:w16sdtfl="http://schemas.microsoft.com/office/word/2024/wordml/sdtformatlock" xmlns:w16se="http://schemas.microsoft.com/office/word/2015/wordml/symex" xmlns:wpg="http://schemas.microsoft.com/office/word/2010/wordprocessingGroup" xmlns:wpi="http://schemas.microsoft.com/office/word/2010/wordprocessingInk" xmlns:wne="http://schemas.microsoft.com/office/word/2006/wordml" xmlns:wps="http://schemas.microsoft.com/office/word/2010/wordprocessingShape" mc:Ignorable="w14 w15 w16se w16cid w16 w16cex w16sdtdh w16sdtfl w16du wp14">
+<w:document xmlns:wpc="http://schemas.microsoft.com/office/word/2010/wordprocessingCanvas" xmlns:mc="http://schemas.openxmlformats.org/markup-compatibility/2006" xmlns:o="urn:schemas-microsoft-com:office:office" xmlns:r="http://schemas.openxmlformats.org/officeDocument/2006/relationships" xmlns:m="http://schemas.openxmlformats.org/officeDocument/2006/math" xmlns:v="urn:schemas-microsoft-com:vml" xmlns:wp14="http://schemas.microsoft.com/office/word/2010/wordprocessingDrawing" xmlns:wp="http://schemas.openxmlformats.org/drawingml/2006/wordprocessingDrawing" xmlns:w10="urn:schemas-microsoft-com:office:word" xmlns:w="http://schemas.openxmlformats.org/wordprocessingml/2006/main" xmlns:w14="http://schemas.microsoft.com/office/word/2010/wordml" xmlns:w15="http://schemas.microsoft.com/office/word/2012/wordml" xmlns:wpg="http://schemas.microsoft.com/office/word/2010/wordprocessingGroup" xmlns:wpi="http://schemas.microsoft.com/office/word/2010/wordprocessingInk" xmlns:wne="http://schemas.microsoft.com/office/word/2006/wordml" xmlns:wps="http://schemas.microsoft.com/office/word/2010/wordprocessingShape" mc:Ignorable="w14 w15 wp14">
   <w:background w:color="FFFFFF"/>
   <w:body>
     <w:p>
@@ -39,6 +39,8 @@
       </w:r>
       <w:r>
         <w:br/>
+      </w:r>
+      <w:r>
         <w:t xml:space="preserve">(G. Caumon </w:t>
       </w:r>
       <w:r>
@@ -72,13 +74,8 @@
       <w:pPr>
         <w:pStyle w:val="RINGAuthor"/>
       </w:pPr>
-      <w:proofErr w:type="spellStart"/>
-      <w:r>
-        <w:t>FirstNameA</w:t>
-      </w:r>
-      <w:proofErr w:type="spellEnd"/>
-      <w:r>
-        <w:t xml:space="preserve"> LastNameA</w:t>
+      <w:r>
+        <w:t>FirstNameA LastNameA</w:t>
       </w:r>
       <w:r>
         <w:rPr>
@@ -87,16 +84,11 @@
         <w:t>1</w:t>
       </w:r>
       <w:r>
-        <w:t xml:space="preserve">, </w:t>
-      </w:r>
-      <w:proofErr w:type="spellStart"/>
-      <w:r>
-        <w:t>FirstName</w:t>
+        <w:t>, FirstName</w:t>
       </w:r>
       <w:r>
         <w:t>B</w:t>
       </w:r>
-      <w:proofErr w:type="spellEnd"/>
       <w:r>
         <w:t xml:space="preserve"> LastName</w:t>
       </w:r>
@@ -107,19 +99,14 @@
         <w:rPr>
           <w:vertAlign w:val="superscript"/>
         </w:rPr>
-        <w:t>2</w:t>
-      </w:r>
-      <w:r>
-        <w:t xml:space="preserve"> and </w:t>
-      </w:r>
-      <w:proofErr w:type="spellStart"/>
-      <w:r>
-        <w:t>FirstName</w:t>
+        <w:t xml:space="preserve">2 </w:t>
+      </w:r>
+      <w:r>
+        <w:t>and FirstName</w:t>
       </w:r>
       <w:r>
         <w:t>C</w:t>
       </w:r>
-      <w:proofErr w:type="spellEnd"/>
       <w:r>
         <w:t xml:space="preserve"> LastName</w:t>
       </w:r>
@@ -130,8 +117,16 @@
         <w:rPr>
           <w:vertAlign w:val="superscript"/>
         </w:rPr>
-        <w:t>1,2</w:t>
-      </w:r>
+        <w:t>1</w:t>
+      </w:r>
+      <w:proofErr w:type="gramStart"/>
+      <w:r>
+        <w:rPr>
+          <w:vertAlign w:val="superscript"/>
+        </w:rPr>
+        <w:t>,2</w:t>
+      </w:r>
+      <w:proofErr w:type="gramEnd"/>
     </w:p>
     <w:p>
       <w:pPr>
@@ -267,6 +262,8 @@
         </w:rPr>
         <w:t>ode, Country</w:t>
       </w:r>
+      <w:bookmarkStart w:id="0" w:name="_GoBack"/>
+      <w:bookmarkEnd w:id="0"/>
     </w:p>
     <w:p>
       <w:pPr>
@@ -423,7 +420,15 @@
         <w:t xml:space="preserve">The right choice of terms is essential for keeping the abstract as informative and compact as possible. </w:t>
       </w:r>
       <w:r>
-        <w:t xml:space="preserve">In terms of appearance, RING </w:t>
+        <w:t xml:space="preserve">In </w:t>
+      </w:r>
+      <w:proofErr w:type="gramStart"/>
+      <w:r>
+        <w:t>terms</w:t>
+      </w:r>
+      <w:proofErr w:type="gramEnd"/>
+      <w:r>
+        <w:t xml:space="preserve"> of appearance, RING </w:t>
       </w:r>
       <w:r>
         <w:t>abstract</w:t>
@@ -472,39 +477,7 @@
     </w:p>
     <w:p>
       <w:r>
-        <w:t xml:space="preserve">The introduction should present the problem and the main contributions of the paper to a general audience of </w:t>
-      </w:r>
-      <w:proofErr w:type="gramStart"/>
-      <w:r>
-        <w:t>geoscientists</w:t>
-      </w:r>
-      <w:proofErr w:type="gramEnd"/>
-      <w:r>
-        <w:t xml:space="preserve"> and engineers. Writing a good introduction calls for already having a clear view of the contributions (what is new) in the </w:t>
-      </w:r>
-      <w:proofErr w:type="gramStart"/>
-      <w:r>
-        <w:t>paper, and</w:t>
-      </w:r>
-      <w:proofErr w:type="gramEnd"/>
-      <w:r>
-        <w:t xml:space="preserve"> contextualizing these contributions using references. Students writing their first paper may fall into the trap of trying to describe everything they have learned in the introduction (and in the paper</w:t>
-      </w:r>
-      <w:proofErr w:type="gramStart"/>
-      <w:r>
-        <w:t>), and</w:t>
-      </w:r>
-      <w:proofErr w:type="gramEnd"/>
-      <w:r>
-        <w:t xml:space="preserve"> mention many general aspects that have limited connections to the paper's contributions. Using general references to good review papers or textbooks in the first sentences of the introduction is often a good way to start gently and then quickly orient the reader towards the main point of the work contextualized with more detailed and specific references. Said differently, a paper is not an encyclopedia and cannot explain all the prior knowledge in detail. Rather, it aims at present what is </w:t>
-      </w:r>
-      <w:proofErr w:type="gramStart"/>
-      <w:r>
-        <w:t>new, and</w:t>
-      </w:r>
-      <w:proofErr w:type="gramEnd"/>
-      <w:r>
-        <w:t xml:space="preserve"> just need</w:t>
+        <w:t>The introduction should present the problem and the main contributions of the paper to a general audience of geoscientists and engineers. Writing a good introduction calls for already having a clear view of the contributions (what is new) in the paper, and contextualizing these contributions using references. Students writing their first paper may fall into the trap of trying to describe everything they have learned in the introduction (and in the paper), and mention many general aspects that have limited connections to the paper's contributions. Using general references to good review papers or textbooks in the first sentences of the introduction is often a good way to start gently and then quickly orient the reader towards the main point of the work contextualized with more detailed and specific references. Said differently, a paper is not an encyclopedia and cannot explain all the prior knowledge in detail. Rather, it aims at present what is new, and just need</w:t>
       </w:r>
       <w:r>
         <w:t>s</w:t>
@@ -516,15 +489,7 @@
     <w:p/>
     <w:p>
       <w:r>
-        <w:t xml:space="preserve">After setting the landscape, the introduction should quickly highlight the main research gaps and </w:t>
-      </w:r>
-      <w:proofErr w:type="gramStart"/>
-      <w:r>
-        <w:t>questions, and</w:t>
-      </w:r>
-      <w:proofErr w:type="gramEnd"/>
-      <w:r>
-        <w:t xml:space="preserve"> summarize in simple terms the main methodological contributions of the paper (Section </w:t>
+        <w:t xml:space="preserve">After setting the landscape, the introduction should quickly highlight the main research gaps and questions, and summarize in simple terms the main methodological contributions of the paper (Section </w:t>
       </w:r>
       <w:r>
         <w:fldChar w:fldCharType="begin"/>
@@ -596,31 +561,7 @@
     <w:p>
       <w:r>
         <w:lastRenderedPageBreak/>
-        <w:t xml:space="preserve">The key to a good introduction is to tell a compelling and short story using </w:t>
-      </w:r>
-      <w:proofErr w:type="gramStart"/>
-      <w:r>
-        <w:t>a logical</w:t>
-      </w:r>
-      <w:proofErr w:type="gramEnd"/>
-      <w:r>
-        <w:t xml:space="preserve"> progression which goes for the general motivation / problem to your detailed research questions and gaps to summarize the paper's contributions in simple but precise terms. </w:t>
-      </w:r>
-      <w:proofErr w:type="gramStart"/>
-      <w:r>
-        <w:t>As a general rule</w:t>
-      </w:r>
-      <w:proofErr w:type="gramEnd"/>
-      <w:r>
-        <w:t xml:space="preserve">, the level of detail in an introduction should be about the same as that of the abstracts of the cited papers. In general, the length of an introduction varies between </w:t>
-      </w:r>
-      <w:proofErr w:type="gramStart"/>
-      <w:r>
-        <w:t>a half page</w:t>
-      </w:r>
-      <w:proofErr w:type="gramEnd"/>
-      <w:r>
-        <w:t xml:space="preserve"> and two pages. It can help in many cases to support the introduction with a figure to express the problem and bulk idea / workflow of the paper. </w:t>
+        <w:t xml:space="preserve">The key to a good introduction is to tell a compelling and short story using a logical progression which goes for the general motivation / problem to your detailed research questions and gaps to summarize the paper's contributions in simple but precise terms. As a general rule, the level of detail in an introduction should be about the same as that of the abstracts of the cited papers. In general, the length of an introduction varies between a half page and two pages. It can help in many cases to support the introduction with a figure to express the problem and bulk idea / workflow of the paper. </w:t>
       </w:r>
     </w:p>
     <w:p>
@@ -775,14 +716,14 @@
       <w:pPr>
         <w:pStyle w:val="Titre1"/>
       </w:pPr>
-      <w:bookmarkStart w:id="0" w:name="_Ref221719873"/>
+      <w:bookmarkStart w:id="1" w:name="_Ref221719873"/>
       <w:r>
         <w:t>Material and methods</w:t>
       </w:r>
       <w:r>
         <w:t xml:space="preserve"> [Section title can be changed to be more specific]</w:t>
       </w:r>
-      <w:bookmarkEnd w:id="0"/>
+      <w:bookmarkEnd w:id="1"/>
     </w:p>
     <w:p>
       <w:pPr>
@@ -1073,13 +1014,8 @@
       <w:r>
         <w:t xml:space="preserve">The limitations and implications </w:t>
       </w:r>
-      <w:proofErr w:type="gramStart"/>
-      <w:r>
-        <w:t>relative</w:t>
-      </w:r>
-      <w:proofErr w:type="gramEnd"/>
-      <w:r>
-        <w:t xml:space="preserve"> to</w:t>
+      <w:r>
+        <w:t>relative to</w:t>
       </w:r>
       <w:r>
         <w:t xml:space="preserve"> model assumptions </w:t>
@@ -1493,15 +1429,7 @@
         <w:t xml:space="preserve">to </w:t>
       </w:r>
       <w:r>
-        <w:t xml:space="preserve">help the reader distinguish between </w:t>
-      </w:r>
-      <w:proofErr w:type="gramStart"/>
-      <w:r>
-        <w:t>example</w:t>
-      </w:r>
-      <w:proofErr w:type="gramEnd"/>
-      <w:r>
-        <w:t xml:space="preserve"> illustrating a general statement or some more specific contributions. </w:t>
+        <w:t xml:space="preserve">help the reader distinguish between example illustrating a general statement or some more specific contributions. </w:t>
       </w:r>
     </w:p>
     <w:p>
@@ -1568,7 +1496,7 @@
       <w:pPr>
         <w:pStyle w:val="RINGCaption"/>
       </w:pPr>
-      <w:bookmarkStart w:id="1" w:name="_Ref37094904"/>
+      <w:bookmarkStart w:id="2" w:name="_Ref37094904"/>
       <w:r>
         <w:t xml:space="preserve">Figure </w:t>
       </w:r>
@@ -1590,7 +1518,7 @@
       <w:r>
         <w:fldChar w:fldCharType="end"/>
       </w:r>
-      <w:bookmarkEnd w:id="1"/>
+      <w:bookmarkEnd w:id="2"/>
       <w:r>
         <w:t>:</w:t>
       </w:r>
@@ -1773,7 +1701,15 @@
         <w:t>JPEG</w:t>
       </w:r>
       <w:r>
-        <w:t xml:space="preserve"> (lossy) formats </w:t>
+        <w:t xml:space="preserve"> (</w:t>
+      </w:r>
+      <w:proofErr w:type="spellStart"/>
+      <w:r>
+        <w:t>lossy</w:t>
+      </w:r>
+      <w:proofErr w:type="spellEnd"/>
+      <w:r>
+        <w:t xml:space="preserve">) formats </w:t>
       </w:r>
       <w:r>
         <w:t>(</w:t>
@@ -2350,7 +2286,7 @@
                 <w:szCs w:val="22"/>
               </w:rPr>
             </w:pPr>
-            <w:bookmarkStart w:id="2" w:name="_Ref37235932"/>
+            <w:bookmarkStart w:id="3" w:name="_Ref37235932"/>
             <w:r>
               <w:rPr>
                 <w:szCs w:val="22"/>
@@ -2400,7 +2336,7 @@
               </w:rPr>
               <w:t>)</w:t>
             </w:r>
-            <w:bookmarkEnd w:id="2"/>
+            <w:bookmarkEnd w:id="3"/>
           </w:p>
         </w:tc>
       </w:tr>
@@ -2574,8 +2510,13 @@
         </m:r>
       </m:oMath>
       <w:r>
-        <w:t xml:space="preserve"> to the data </w:t>
-      </w:r>
+        <w:t xml:space="preserve"> to the </w:t>
+      </w:r>
+      <w:proofErr w:type="gramStart"/>
+      <w:r>
+        <w:t xml:space="preserve">data </w:t>
+      </w:r>
+      <w:proofErr w:type="gramEnd"/>
       <m:oMath>
         <m:r>
           <m:rPr>
@@ -2840,8 +2781,16 @@
         <w:rPr>
           <w:rStyle w:val="EqStyleCar"/>
         </w:rPr>
-        <w:t xml:space="preserve">into the posterior distribution </w:t>
-      </w:r>
+        <w:t xml:space="preserve">into the posterior </w:t>
+      </w:r>
+      <w:proofErr w:type="gramStart"/>
+      <w:r>
+        <w:rPr>
+          <w:rStyle w:val="EqStyleCar"/>
+        </w:rPr>
+        <w:t xml:space="preserve">distribution </w:t>
+      </w:r>
+      <w:proofErr w:type="gramEnd"/>
       <m:oMath>
         <m:r>
           <w:rPr>
@@ -2978,7 +2927,7 @@
       <w:pPr>
         <w:pStyle w:val="Titre1"/>
       </w:pPr>
-      <w:bookmarkStart w:id="3" w:name="_Ref221719896"/>
+      <w:bookmarkStart w:id="4" w:name="_Ref221719896"/>
       <w:r>
         <w:t>Results</w:t>
       </w:r>
@@ -2997,7 +2946,7 @@
       <w:r>
         <w:t>an be changed to be more specific]</w:t>
       </w:r>
-      <w:bookmarkEnd w:id="3"/>
+      <w:bookmarkEnd w:id="4"/>
     </w:p>
     <w:p>
       <w:pPr>
@@ -3311,12 +3260,12 @@
       <w:pPr>
         <w:pStyle w:val="Titre1"/>
       </w:pPr>
-      <w:bookmarkStart w:id="4" w:name="_Ref37265013"/>
-      <w:bookmarkStart w:id="5" w:name="_Ref221719911"/>
+      <w:bookmarkStart w:id="5" w:name="_Ref37265013"/>
+      <w:bookmarkStart w:id="6" w:name="_Ref221719911"/>
       <w:r>
         <w:t>Discussion</w:t>
       </w:r>
-      <w:bookmarkEnd w:id="4"/>
+      <w:bookmarkEnd w:id="5"/>
       <w:r>
         <w:t xml:space="preserve"> </w:t>
       </w:r>
@@ -3329,7 +3278,7 @@
       <w:r>
         <w:t>an be changed to be more specific]</w:t>
       </w:r>
-      <w:bookmarkEnd w:id="5"/>
+      <w:bookmarkEnd w:id="6"/>
     </w:p>
     <w:p>
       <w:r>
@@ -3365,21 +3314,21 @@
     </w:p>
     <w:p>
       <w:r>
-        <w:t xml:space="preserve">This section is the place to do philosophy, and to integrate the learnings from the method and results section. It is common that doubts may persist </w:t>
+        <w:t>This section is the place to do philosophy, and to integrate the learnings from the method and results section. It is common that doubts may persist on some aspects of the paper</w:t>
+      </w:r>
+      <w:r>
+        <w:t>, for instance on some the relevance of some assumptions</w:t>
+      </w:r>
+      <w:r>
+        <w:t xml:space="preserve">. The discussion is the place to </w:t>
       </w:r>
       <w:proofErr w:type="gramStart"/>
       <w:r>
-        <w:t>on</w:t>
+        <w:t>discuss(</w:t>
       </w:r>
       <w:proofErr w:type="gramEnd"/>
       <w:r>
-        <w:t xml:space="preserve"> some aspects of the paper</w:t>
-      </w:r>
-      <w:r>
-        <w:t>, for instance on some the relevance of some assumptions</w:t>
-      </w:r>
-      <w:r>
-        <w:t>. The discussion is the place to discuss(!) these doubts: as Richard Feynman said, ``When a scientist doesn't know the answer to a problem, he is ignorant. When he has a hunch as to what the result is, he is uncertain. And when he is pretty damn sure of what the result is going to be, he is still in some doubt''. In terms of style, please make a clear distinction between facts, interpretations, speculations</w:t>
+        <w:t>!) these doubts: as Richard Feynman said, ``When a scientist doesn't know the answer to a problem, he is ignorant. When he has a hunch as to what the result is, he is uncertain. And when he is pretty damn sure of what the result is going to be, he is still in some doubt''. In terms of style, please make a clear distinction between facts, interpretations, speculations</w:t>
       </w:r>
       <w:r>
         <w:t>,</w:t>
@@ -3434,15 +3383,7 @@
         <w:t xml:space="preserve">. </w:t>
       </w:r>
       <w:r>
-        <w:t xml:space="preserve">This is the place to build on the method, results and discussion sections to stress the main things we </w:t>
-      </w:r>
-      <w:proofErr w:type="gramStart"/>
-      <w:r>
-        <w:t>learned</w:t>
-      </w:r>
-      <w:proofErr w:type="gramEnd"/>
-      <w:r>
-        <w:t xml:space="preserve"> and the main insights gained from your work. </w:t>
+        <w:t xml:space="preserve">This is the place to build on the method, results and discussion sections to stress the main things we learned and the main insights gained from your work. </w:t>
       </w:r>
     </w:p>
     <w:p>
@@ -3618,7 +3559,23 @@
           <w:i/>
           <w:iCs/>
         </w:rPr>
-        <w:t xml:space="preserve">When using Zotero and the </w:t>
+        <w:t xml:space="preserve">When using </w:t>
+      </w:r>
+      <w:proofErr w:type="spellStart"/>
+      <w:r>
+        <w:rPr>
+          <w:i/>
+          <w:iCs/>
+        </w:rPr>
+        <w:t>Zotero</w:t>
+      </w:r>
+      <w:proofErr w:type="spellEnd"/>
+      <w:r>
+        <w:rPr>
+          <w:i/>
+          <w:iCs/>
+        </w:rPr>
+        <w:t xml:space="preserve"> and the </w:t>
       </w:r>
       <w:proofErr w:type="spellStart"/>
       <w:r>
@@ -4218,7 +4175,7 @@
 </file>
 
 <file path=word/endnotes.xml><?xml version="1.0" encoding="utf-8"?>
-<w:endnotes xmlns:wpc="http://schemas.microsoft.com/office/word/2010/wordprocessingCanvas" xmlns:cx="http://schemas.microsoft.com/office/drawing/2014/chartex" xmlns:cx1="http://schemas.microsoft.com/office/drawing/2015/9/8/chartex" xmlns:cx2="http://schemas.microsoft.com/office/drawing/2015/10/21/chartex" xmlns:cx3="http://schemas.microsoft.com/office/drawing/2016/5/9/chartex" xmlns:cx4="http://schemas.microsoft.com/office/drawing/2016/5/10/chartex" xmlns:cx5="http://schemas.microsoft.com/office/drawing/2016/5/11/chartex" xmlns:cx6="http://schemas.microsoft.com/office/drawing/2016/5/12/chartex" xmlns:cx7="http://schemas.microsoft.com/office/drawing/2016/5/13/chartex" xmlns:cx8="http://schemas.microsoft.com/office/drawing/2016/5/14/chartex" xmlns:mc="http://schemas.openxmlformats.org/markup-compatibility/2006" xmlns:aink="http://schemas.microsoft.com/office/drawing/2016/ink" xmlns:am3d="http://schemas.microsoft.com/office/drawing/2017/model3d" xmlns:o="urn:schemas-microsoft-com:office:office" xmlns:oel="http://schemas.microsoft.com/office/2019/extlst" xmlns:r="http://schemas.openxmlformats.org/officeDocument/2006/relationships" xmlns:m="http://schemas.openxmlformats.org/officeDocument/2006/math" xmlns:v="urn:schemas-microsoft-com:vml" xmlns:wp14="http://schemas.microsoft.com/office/word/2010/wordprocessingDrawing" xmlns:wp="http://schemas.openxmlformats.org/drawingml/2006/wordprocessingDrawing" xmlns:w10="urn:schemas-microsoft-com:office:word" xmlns:w="http://schemas.openxmlformats.org/wordprocessingml/2006/main" xmlns:w14="http://schemas.microsoft.com/office/word/2010/wordml" xmlns:w15="http://schemas.microsoft.com/office/word/2012/wordml" xmlns:w16cex="http://schemas.microsoft.com/office/word/2018/wordml/cex" xmlns:w16cid="http://schemas.microsoft.com/office/word/2016/wordml/cid" xmlns:w16="http://schemas.microsoft.com/office/word/2018/wordml" xmlns:w16du="http://schemas.microsoft.com/office/word/2023/wordml/word16du" xmlns:w16sdtdh="http://schemas.microsoft.com/office/word/2020/wordml/sdtdatahash" xmlns:w16sdtfl="http://schemas.microsoft.com/office/word/2024/wordml/sdtformatlock" xmlns:w16se="http://schemas.microsoft.com/office/word/2015/wordml/symex" xmlns:wpg="http://schemas.microsoft.com/office/word/2010/wordprocessingGroup" xmlns:wpi="http://schemas.microsoft.com/office/word/2010/wordprocessingInk" xmlns:wne="http://schemas.microsoft.com/office/word/2006/wordml" xmlns:wps="http://schemas.microsoft.com/office/word/2010/wordprocessingShape" mc:Ignorable="w14 w15 w16se w16cid w16 w16cex w16sdtdh w16sdtfl w16du wp14">
+<w:endnotes xmlns:wpc="http://schemas.microsoft.com/office/word/2010/wordprocessingCanvas" xmlns:mc="http://schemas.openxmlformats.org/markup-compatibility/2006" xmlns:o="urn:schemas-microsoft-com:office:office" xmlns:r="http://schemas.openxmlformats.org/officeDocument/2006/relationships" xmlns:m="http://schemas.openxmlformats.org/officeDocument/2006/math" xmlns:v="urn:schemas-microsoft-com:vml" xmlns:wp14="http://schemas.microsoft.com/office/word/2010/wordprocessingDrawing" xmlns:wp="http://schemas.openxmlformats.org/drawingml/2006/wordprocessingDrawing" xmlns:w10="urn:schemas-microsoft-com:office:word" xmlns:w="http://schemas.openxmlformats.org/wordprocessingml/2006/main" xmlns:w14="http://schemas.microsoft.com/office/word/2010/wordml" xmlns:w15="http://schemas.microsoft.com/office/word/2012/wordml" xmlns:wpg="http://schemas.microsoft.com/office/word/2010/wordprocessingGroup" xmlns:wpi="http://schemas.microsoft.com/office/word/2010/wordprocessingInk" xmlns:wne="http://schemas.microsoft.com/office/word/2006/wordml" xmlns:wps="http://schemas.microsoft.com/office/word/2010/wordprocessingShape" mc:Ignorable="w14 w15 wp14">
   <w:endnote w:type="separator" w:id="-1">
     <w:p>
       <w:r>
@@ -4237,7 +4194,7 @@
 </file>
 
 <file path=word/footer1.xml><?xml version="1.0" encoding="utf-8"?>
-<w:ftr xmlns:wpc="http://schemas.microsoft.com/office/word/2010/wordprocessingCanvas" xmlns:cx="http://schemas.microsoft.com/office/drawing/2014/chartex" xmlns:cx1="http://schemas.microsoft.com/office/drawing/2015/9/8/chartex" xmlns:cx2="http://schemas.microsoft.com/office/drawing/2015/10/21/chartex" xmlns:cx3="http://schemas.microsoft.com/office/drawing/2016/5/9/chartex" xmlns:cx4="http://schemas.microsoft.com/office/drawing/2016/5/10/chartex" xmlns:cx5="http://schemas.microsoft.com/office/drawing/2016/5/11/chartex" xmlns:cx6="http://schemas.microsoft.com/office/drawing/2016/5/12/chartex" xmlns:cx7="http://schemas.microsoft.com/office/drawing/2016/5/13/chartex" xmlns:cx8="http://schemas.microsoft.com/office/drawing/2016/5/14/chartex" xmlns:mc="http://schemas.openxmlformats.org/markup-compatibility/2006" xmlns:aink="http://schemas.microsoft.com/office/drawing/2016/ink" xmlns:am3d="http://schemas.microsoft.com/office/drawing/2017/model3d" xmlns:o="urn:schemas-microsoft-com:office:office" xmlns:oel="http://schemas.microsoft.com/office/2019/extlst" xmlns:r="http://schemas.openxmlformats.org/officeDocument/2006/relationships" xmlns:m="http://schemas.openxmlformats.org/officeDocument/2006/math" xmlns:v="urn:schemas-microsoft-com:vml" xmlns:wp14="http://schemas.microsoft.com/office/word/2010/wordprocessingDrawing" xmlns:wp="http://schemas.openxmlformats.org/drawingml/2006/wordprocessingDrawing" xmlns:w10="urn:schemas-microsoft-com:office:word" xmlns:w="http://schemas.openxmlformats.org/wordprocessingml/2006/main" xmlns:w14="http://schemas.microsoft.com/office/word/2010/wordml" xmlns:w15="http://schemas.microsoft.com/office/word/2012/wordml" xmlns:w16cex="http://schemas.microsoft.com/office/word/2018/wordml/cex" xmlns:w16cid="http://schemas.microsoft.com/office/word/2016/wordml/cid" xmlns:w16="http://schemas.microsoft.com/office/word/2018/wordml" xmlns:w16du="http://schemas.microsoft.com/office/word/2023/wordml/word16du" xmlns:w16sdtdh="http://schemas.microsoft.com/office/word/2020/wordml/sdtdatahash" xmlns:w16sdtfl="http://schemas.microsoft.com/office/word/2024/wordml/sdtformatlock" xmlns:w16se="http://schemas.microsoft.com/office/word/2015/wordml/symex" xmlns:wpg="http://schemas.microsoft.com/office/word/2010/wordprocessingGroup" xmlns:wpi="http://schemas.microsoft.com/office/word/2010/wordprocessingInk" xmlns:wne="http://schemas.microsoft.com/office/word/2006/wordml" xmlns:wps="http://schemas.microsoft.com/office/word/2010/wordprocessingShape" mc:Ignorable="w14 w15 w16se w16cid w16 w16cex w16sdtdh w16sdtfl w16du wp14">
+<w:ftr xmlns:wpc="http://schemas.microsoft.com/office/word/2010/wordprocessingCanvas" xmlns:mc="http://schemas.openxmlformats.org/markup-compatibility/2006" xmlns:o="urn:schemas-microsoft-com:office:office" xmlns:r="http://schemas.openxmlformats.org/officeDocument/2006/relationships" xmlns:m="http://schemas.openxmlformats.org/officeDocument/2006/math" xmlns:v="urn:schemas-microsoft-com:vml" xmlns:wp14="http://schemas.microsoft.com/office/word/2010/wordprocessingDrawing" xmlns:wp="http://schemas.openxmlformats.org/drawingml/2006/wordprocessingDrawing" xmlns:w10="urn:schemas-microsoft-com:office:word" xmlns:w="http://schemas.openxmlformats.org/wordprocessingml/2006/main" xmlns:w14="http://schemas.microsoft.com/office/word/2010/wordml" xmlns:w15="http://schemas.microsoft.com/office/word/2012/wordml" xmlns:wpg="http://schemas.microsoft.com/office/word/2010/wordprocessingGroup" xmlns:wpi="http://schemas.microsoft.com/office/word/2010/wordprocessingInk" xmlns:wne="http://schemas.microsoft.com/office/word/2006/wordml" xmlns:wps="http://schemas.microsoft.com/office/word/2010/wordprocessingShape" mc:Ignorable="w14 w15 wp14">
   <w:p>
     <w:pPr>
       <w:pStyle w:val="Pieddepage"/>
@@ -4269,7 +4226,7 @@
 </file>
 
 <file path=word/footer2.xml><?xml version="1.0" encoding="utf-8"?>
-<w:ftr xmlns:wpc="http://schemas.microsoft.com/office/word/2010/wordprocessingCanvas" xmlns:cx="http://schemas.microsoft.com/office/drawing/2014/chartex" xmlns:cx1="http://schemas.microsoft.com/office/drawing/2015/9/8/chartex" xmlns:cx2="http://schemas.microsoft.com/office/drawing/2015/10/21/chartex" xmlns:cx3="http://schemas.microsoft.com/office/drawing/2016/5/9/chartex" xmlns:cx4="http://schemas.microsoft.com/office/drawing/2016/5/10/chartex" xmlns:cx5="http://schemas.microsoft.com/office/drawing/2016/5/11/chartex" xmlns:cx6="http://schemas.microsoft.com/office/drawing/2016/5/12/chartex" xmlns:cx7="http://schemas.microsoft.com/office/drawing/2016/5/13/chartex" xmlns:cx8="http://schemas.microsoft.com/office/drawing/2016/5/14/chartex" xmlns:mc="http://schemas.openxmlformats.org/markup-compatibility/2006" xmlns:aink="http://schemas.microsoft.com/office/drawing/2016/ink" xmlns:am3d="http://schemas.microsoft.com/office/drawing/2017/model3d" xmlns:o="urn:schemas-microsoft-com:office:office" xmlns:oel="http://schemas.microsoft.com/office/2019/extlst" xmlns:r="http://schemas.openxmlformats.org/officeDocument/2006/relationships" xmlns:m="http://schemas.openxmlformats.org/officeDocument/2006/math" xmlns:v="urn:schemas-microsoft-com:vml" xmlns:wp14="http://schemas.microsoft.com/office/word/2010/wordprocessingDrawing" xmlns:wp="http://schemas.openxmlformats.org/drawingml/2006/wordprocessingDrawing" xmlns:w10="urn:schemas-microsoft-com:office:word" xmlns:w="http://schemas.openxmlformats.org/wordprocessingml/2006/main" xmlns:w14="http://schemas.microsoft.com/office/word/2010/wordml" xmlns:w15="http://schemas.microsoft.com/office/word/2012/wordml" xmlns:w16cex="http://schemas.microsoft.com/office/word/2018/wordml/cex" xmlns:w16cid="http://schemas.microsoft.com/office/word/2016/wordml/cid" xmlns:w16="http://schemas.microsoft.com/office/word/2018/wordml" xmlns:w16du="http://schemas.microsoft.com/office/word/2023/wordml/word16du" xmlns:w16sdtdh="http://schemas.microsoft.com/office/word/2020/wordml/sdtdatahash" xmlns:w16sdtfl="http://schemas.microsoft.com/office/word/2024/wordml/sdtformatlock" xmlns:w16se="http://schemas.microsoft.com/office/word/2015/wordml/symex" xmlns:wpg="http://schemas.microsoft.com/office/word/2010/wordprocessingGroup" xmlns:wpi="http://schemas.microsoft.com/office/word/2010/wordprocessingInk" xmlns:wne="http://schemas.microsoft.com/office/word/2006/wordml" xmlns:wps="http://schemas.microsoft.com/office/word/2010/wordprocessingShape" mc:Ignorable="w14 w15 w16se w16cid w16 w16cex w16sdtdh w16sdtfl w16du wp14">
+<w:ftr xmlns:wpc="http://schemas.microsoft.com/office/word/2010/wordprocessingCanvas" xmlns:mc="http://schemas.openxmlformats.org/markup-compatibility/2006" xmlns:o="urn:schemas-microsoft-com:office:office" xmlns:r="http://schemas.openxmlformats.org/officeDocument/2006/relationships" xmlns:m="http://schemas.openxmlformats.org/officeDocument/2006/math" xmlns:v="urn:schemas-microsoft-com:vml" xmlns:wp14="http://schemas.microsoft.com/office/word/2010/wordprocessingDrawing" xmlns:wp="http://schemas.openxmlformats.org/drawingml/2006/wordprocessingDrawing" xmlns:w10="urn:schemas-microsoft-com:office:word" xmlns:w="http://schemas.openxmlformats.org/wordprocessingml/2006/main" xmlns:w14="http://schemas.microsoft.com/office/word/2010/wordml" xmlns:w15="http://schemas.microsoft.com/office/word/2012/wordml" xmlns:wpg="http://schemas.microsoft.com/office/word/2010/wordprocessingGroup" xmlns:wpi="http://schemas.microsoft.com/office/word/2010/wordprocessingInk" xmlns:wne="http://schemas.microsoft.com/office/word/2006/wordml" xmlns:wps="http://schemas.microsoft.com/office/word/2010/wordprocessingShape" mc:Ignorable="w14 w15 wp14">
   <w:p>
     <w:pPr>
       <w:pStyle w:val="Pieddepage"/>
@@ -4280,7 +4237,7 @@
 </file>
 
 <file path=word/footnotes.xml><?xml version="1.0" encoding="utf-8"?>
-<w:footnotes xmlns:wpc="http://schemas.microsoft.com/office/word/2010/wordprocessingCanvas" xmlns:cx="http://schemas.microsoft.com/office/drawing/2014/chartex" xmlns:cx1="http://schemas.microsoft.com/office/drawing/2015/9/8/chartex" xmlns:cx2="http://schemas.microsoft.com/office/drawing/2015/10/21/chartex" xmlns:cx3="http://schemas.microsoft.com/office/drawing/2016/5/9/chartex" xmlns:cx4="http://schemas.microsoft.com/office/drawing/2016/5/10/chartex" xmlns:cx5="http://schemas.microsoft.com/office/drawing/2016/5/11/chartex" xmlns:cx6="http://schemas.microsoft.com/office/drawing/2016/5/12/chartex" xmlns:cx7="http://schemas.microsoft.com/office/drawing/2016/5/13/chartex" xmlns:cx8="http://schemas.microsoft.com/office/drawing/2016/5/14/chartex" xmlns:mc="http://schemas.openxmlformats.org/markup-compatibility/2006" xmlns:aink="http://schemas.microsoft.com/office/drawing/2016/ink" xmlns:am3d="http://schemas.microsoft.com/office/drawing/2017/model3d" xmlns:o="urn:schemas-microsoft-com:office:office" xmlns:oel="http://schemas.microsoft.com/office/2019/extlst" xmlns:r="http://schemas.openxmlformats.org/officeDocument/2006/relationships" xmlns:m="http://schemas.openxmlformats.org/officeDocument/2006/math" xmlns:v="urn:schemas-microsoft-com:vml" xmlns:wp14="http://schemas.microsoft.com/office/word/2010/wordprocessingDrawing" xmlns:wp="http://schemas.openxmlformats.org/drawingml/2006/wordprocessingDrawing" xmlns:w10="urn:schemas-microsoft-com:office:word" xmlns:w="http://schemas.openxmlformats.org/wordprocessingml/2006/main" xmlns:w14="http://schemas.microsoft.com/office/word/2010/wordml" xmlns:w15="http://schemas.microsoft.com/office/word/2012/wordml" xmlns:w16cex="http://schemas.microsoft.com/office/word/2018/wordml/cex" xmlns:w16cid="http://schemas.microsoft.com/office/word/2016/wordml/cid" xmlns:w16="http://schemas.microsoft.com/office/word/2018/wordml" xmlns:w16du="http://schemas.microsoft.com/office/word/2023/wordml/word16du" xmlns:w16sdtdh="http://schemas.microsoft.com/office/word/2020/wordml/sdtdatahash" xmlns:w16sdtfl="http://schemas.microsoft.com/office/word/2024/wordml/sdtformatlock" xmlns:w16se="http://schemas.microsoft.com/office/word/2015/wordml/symex" xmlns:wpg="http://schemas.microsoft.com/office/word/2010/wordprocessingGroup" xmlns:wpi="http://schemas.microsoft.com/office/word/2010/wordprocessingInk" xmlns:wne="http://schemas.microsoft.com/office/word/2006/wordml" xmlns:wps="http://schemas.microsoft.com/office/word/2010/wordprocessingShape" mc:Ignorable="w14 w15 w16se w16cid w16 w16cex w16sdtdh w16sdtfl w16du wp14">
+<w:footnotes xmlns:wpc="http://schemas.microsoft.com/office/word/2010/wordprocessingCanvas" xmlns:mc="http://schemas.openxmlformats.org/markup-compatibility/2006" xmlns:o="urn:schemas-microsoft-com:office:office" xmlns:r="http://schemas.openxmlformats.org/officeDocument/2006/relationships" xmlns:m="http://schemas.openxmlformats.org/officeDocument/2006/math" xmlns:v="urn:schemas-microsoft-com:vml" xmlns:wp14="http://schemas.microsoft.com/office/word/2010/wordprocessingDrawing" xmlns:wp="http://schemas.openxmlformats.org/drawingml/2006/wordprocessingDrawing" xmlns:w10="urn:schemas-microsoft-com:office:word" xmlns:w="http://schemas.openxmlformats.org/wordprocessingml/2006/main" xmlns:w14="http://schemas.microsoft.com/office/word/2010/wordml" xmlns:w15="http://schemas.microsoft.com/office/word/2012/wordml" xmlns:wpg="http://schemas.microsoft.com/office/word/2010/wordprocessingGroup" xmlns:wpi="http://schemas.microsoft.com/office/word/2010/wordprocessingInk" xmlns:wne="http://schemas.microsoft.com/office/word/2006/wordml" xmlns:wps="http://schemas.microsoft.com/office/word/2010/wordprocessingShape" mc:Ignorable="w14 w15 wp14">
   <w:footnote w:type="separator" w:id="-1">
     <w:p>
       <w:r>
@@ -4325,13 +4282,7 @@
           <w:rPr>
             <w:rStyle w:val="Lienhypertexte"/>
           </w:rPr>
-          <w:t>the three sins of authors in computer science and mat</w:t>
-        </w:r>
-        <w:r>
-          <w:rPr>
-            <w:rStyle w:val="Lienhypertexte"/>
-          </w:rPr>
-          <w:t>h</w:t>
+          <w:t>the three sins of authors in computer science and math</w:t>
         </w:r>
       </w:hyperlink>
       <w:r>
@@ -4348,7 +4299,7 @@
 </file>
 
 <file path=word/numbering.xml><?xml version="1.0" encoding="utf-8"?>
-<w:numbering xmlns:wpc="http://schemas.microsoft.com/office/word/2010/wordprocessingCanvas" xmlns:cx="http://schemas.microsoft.com/office/drawing/2014/chartex" xmlns:cx1="http://schemas.microsoft.com/office/drawing/2015/9/8/chartex" xmlns:cx2="http://schemas.microsoft.com/office/drawing/2015/10/21/chartex" xmlns:cx3="http://schemas.microsoft.com/office/drawing/2016/5/9/chartex" xmlns:cx4="http://schemas.microsoft.com/office/drawing/2016/5/10/chartex" xmlns:cx5="http://schemas.microsoft.com/office/drawing/2016/5/11/chartex" xmlns:cx6="http://schemas.microsoft.com/office/drawing/2016/5/12/chartex" xmlns:cx7="http://schemas.microsoft.com/office/drawing/2016/5/13/chartex" xmlns:cx8="http://schemas.microsoft.com/office/drawing/2016/5/14/chartex" xmlns:mc="http://schemas.openxmlformats.org/markup-compatibility/2006" xmlns:aink="http://schemas.microsoft.com/office/drawing/2016/ink" xmlns:am3d="http://schemas.microsoft.com/office/drawing/2017/model3d" xmlns:o="urn:schemas-microsoft-com:office:office" xmlns:oel="http://schemas.microsoft.com/office/2019/extlst" xmlns:r="http://schemas.openxmlformats.org/officeDocument/2006/relationships" xmlns:m="http://schemas.openxmlformats.org/officeDocument/2006/math" xmlns:v="urn:schemas-microsoft-com:vml" xmlns:wp14="http://schemas.microsoft.com/office/word/2010/wordprocessingDrawing" xmlns:wp="http://schemas.openxmlformats.org/drawingml/2006/wordprocessingDrawing" xmlns:w10="urn:schemas-microsoft-com:office:word" xmlns:w="http://schemas.openxmlformats.org/wordprocessingml/2006/main" xmlns:w14="http://schemas.microsoft.com/office/word/2010/wordml" xmlns:w15="http://schemas.microsoft.com/office/word/2012/wordml" xmlns:w16cex="http://schemas.microsoft.com/office/word/2018/wordml/cex" xmlns:w16cid="http://schemas.microsoft.com/office/word/2016/wordml/cid" xmlns:w16="http://schemas.microsoft.com/office/word/2018/wordml" xmlns:w16du="http://schemas.microsoft.com/office/word/2023/wordml/word16du" xmlns:w16sdtdh="http://schemas.microsoft.com/office/word/2020/wordml/sdtdatahash" xmlns:w16sdtfl="http://schemas.microsoft.com/office/word/2024/wordml/sdtformatlock" xmlns:w16se="http://schemas.microsoft.com/office/word/2015/wordml/symex" xmlns:wpg="http://schemas.microsoft.com/office/word/2010/wordprocessingGroup" xmlns:wpi="http://schemas.microsoft.com/office/word/2010/wordprocessingInk" xmlns:wne="http://schemas.microsoft.com/office/word/2006/wordml" xmlns:wps="http://schemas.microsoft.com/office/word/2010/wordprocessingShape" mc:Ignorable="w14 w15 w16se w16cid w16 w16cex w16sdtdh w16sdtfl w16du wp14">
+<w:numbering xmlns:wpc="http://schemas.microsoft.com/office/word/2010/wordprocessingCanvas" xmlns:mc="http://schemas.openxmlformats.org/markup-compatibility/2006" xmlns:o="urn:schemas-microsoft-com:office:office" xmlns:r="http://schemas.openxmlformats.org/officeDocument/2006/relationships" xmlns:m="http://schemas.openxmlformats.org/officeDocument/2006/math" xmlns:v="urn:schemas-microsoft-com:vml" xmlns:wp14="http://schemas.microsoft.com/office/word/2010/wordprocessingDrawing" xmlns:wp="http://schemas.openxmlformats.org/drawingml/2006/wordprocessingDrawing" xmlns:w10="urn:schemas-microsoft-com:office:word" xmlns:w="http://schemas.openxmlformats.org/wordprocessingml/2006/main" xmlns:w14="http://schemas.microsoft.com/office/word/2010/wordml" xmlns:w15="http://schemas.microsoft.com/office/word/2012/wordml" xmlns:wpg="http://schemas.microsoft.com/office/word/2010/wordprocessingGroup" xmlns:wpi="http://schemas.microsoft.com/office/word/2010/wordprocessingInk" xmlns:wne="http://schemas.microsoft.com/office/word/2006/wordml" xmlns:wps="http://schemas.microsoft.com/office/word/2010/wordprocessingShape" mc:Ignorable="w14 w15 wp14">
   <w:abstractNum w:abstractNumId="0" w15:restartNumberingAfterBreak="0">
     <w:nsid w:val="00000001"/>
     <w:multiLevelType w:val="multilevel"/>
@@ -4630,17 +4581,17 @@
       </w:rPr>
     </w:lvl>
   </w:abstractNum>
-  <w:num w:numId="1" w16cid:durableId="1485077821">
+  <w:num w:numId="1">
     <w:abstractNumId w:val="0"/>
   </w:num>
-  <w:num w:numId="2" w16cid:durableId="965281254">
+  <w:num w:numId="2">
     <w:abstractNumId w:val="1"/>
   </w:num>
 </w:numbering>
 </file>
 
 <file path=word/styles.xml><?xml version="1.0" encoding="utf-8"?>
-<w:styles xmlns:mc="http://schemas.openxmlformats.org/markup-compatibility/2006" xmlns:r="http://schemas.openxmlformats.org/officeDocument/2006/relationships" xmlns:w="http://schemas.openxmlformats.org/wordprocessingml/2006/main" xmlns:w14="http://schemas.microsoft.com/office/word/2010/wordml" xmlns:w15="http://schemas.microsoft.com/office/word/2012/wordml" xmlns:w16cex="http://schemas.microsoft.com/office/word/2018/wordml/cex" xmlns:w16cid="http://schemas.microsoft.com/office/word/2016/wordml/cid" xmlns:w16="http://schemas.microsoft.com/office/word/2018/wordml" xmlns:w16du="http://schemas.microsoft.com/office/word/2023/wordml/word16du" xmlns:w16sdtdh="http://schemas.microsoft.com/office/word/2020/wordml/sdtdatahash" xmlns:w16sdtfl="http://schemas.microsoft.com/office/word/2024/wordml/sdtformatlock" xmlns:w16se="http://schemas.microsoft.com/office/word/2015/wordml/symex" mc:Ignorable="w14 w15 w16se w16cid w16 w16cex w16sdtdh w16sdtfl w16du">
+<w:styles xmlns:mc="http://schemas.openxmlformats.org/markup-compatibility/2006" xmlns:r="http://schemas.openxmlformats.org/officeDocument/2006/relationships" xmlns:w="http://schemas.openxmlformats.org/wordprocessingml/2006/main" xmlns:w14="http://schemas.microsoft.com/office/word/2010/wordml" xmlns:w15="http://schemas.microsoft.com/office/word/2012/wordml" mc:Ignorable="w14 w15">
   <w:docDefaults>
     <w:rPrDefault>
       <w:rPr>
@@ -4650,7 +4601,7 @@
     </w:rPrDefault>
     <w:pPrDefault/>
   </w:docDefaults>
-  <w:latentStyles w:defLockedState="0" w:defUIPriority="99" w:defSemiHidden="0" w:defUnhideWhenUsed="0" w:defQFormat="0" w:count="376">
+  <w:latentStyles w:defLockedState="0" w:defUIPriority="99" w:defSemiHidden="0" w:defUnhideWhenUsed="0" w:defQFormat="0" w:count="371">
     <w:lsdException w:name="Normal" w:uiPriority="0" w:qFormat="1"/>
     <w:lsdException w:name="heading 1" w:uiPriority="9" w:qFormat="1"/>
     <w:lsdException w:name="heading 2" w:uiPriority="9" w:qFormat="1"/>
@@ -5022,11 +4973,6 @@
     <w:lsdException w:name="List Table 5 Dark Accent 6" w:uiPriority="50"/>
     <w:lsdException w:name="List Table 6 Colorful Accent 6" w:uiPriority="51"/>
     <w:lsdException w:name="List Table 7 Colorful Accent 6" w:uiPriority="52"/>
-    <w:lsdException w:name="Mention" w:semiHidden="1" w:unhideWhenUsed="1"/>
-    <w:lsdException w:name="Smart Hyperlink" w:semiHidden="1" w:unhideWhenUsed="1"/>
-    <w:lsdException w:name="Hashtag" w:semiHidden="1" w:unhideWhenUsed="1"/>
-    <w:lsdException w:name="Unresolved Mention" w:semiHidden="1" w:unhideWhenUsed="1"/>
-    <w:lsdException w:name="Smart Link" w:semiHidden="1" w:unhideWhenUsed="1"/>
   </w:latentStyles>
   <w:style w:type="paragraph" w:default="1" w:styleId="Normal">
     <w:name w:val="Normal"/>
@@ -5204,6 +5150,7 @@
   <w:style w:type="character" w:default="1" w:styleId="Policepardfaut">
     <w:name w:val="Default Paragraph Font"/>
     <w:uiPriority w:val="1"/>
+    <w:semiHidden/>
     <w:unhideWhenUsed/>
   </w:style>
   <w:style w:type="table" w:default="1" w:styleId="TableauNormal">
@@ -6066,7 +6013,7 @@
       <w:lang w:val="en-US" w:eastAsia="zh-CN"/>
     </w:rPr>
   </w:style>
-  <w:style w:type="character" w:styleId="Mentionnonrsolue">
+  <w:style w:type="character" w:customStyle="1" w:styleId="UnresolvedMention">
     <w:name w:val="Unresolved Mention"/>
     <w:basedOn w:val="Policepardfaut"/>
     <w:uiPriority w:val="99"/>
@@ -6413,7 +6360,7 @@
 </file>
 
 <file path=customXml/itemProps1.xml><?xml version="1.0" encoding="utf-8"?>
-<ds:datastoreItem xmlns:ds="http://schemas.openxmlformats.org/officeDocument/2006/customXml" ds:itemID="{435371E8-1E44-4B0F-8731-D2B78FD772EF}">
+<ds:datastoreItem xmlns:ds="http://schemas.openxmlformats.org/officeDocument/2006/customXml" ds:itemID="{7A6F5F1F-F630-4F12-B5C2-6B55B5F21AF0}">
   <ds:schemaRefs>
     <ds:schemaRef ds:uri="http://schemas.openxmlformats.org/officeDocument/2006/bibliography"/>
   </ds:schemaRefs>
